--- a/courts/second-circuit/vermont/state/supreme-court/amicus-brief/usage/OUTPUT-amicus-brief.docx
+++ b/courts/second-circuit/vermont/state/supreme-court/amicus-brief/usage/OUTPUT-amicus-brief.docx
@@ -147,9 +147,7 @@
         <w:t xml:space="preserve"> </w:t>
       </w:r>
       <w:r>
-        <w:t xml:space="preserve">23-AP</w:t>
-        <w:noBreakHyphen/>
-        <w:t xml:space="preserve">389</w:t>
+        <w:t xml:space="preserve">23-AP-⁠389</w:t>
       </w:r>
     </w:p>
     <w:p>
@@ -340,13 +338,7 @@
               <w:t xml:space="preserve"> </w:t>
             </w:r>
             <w:r>
-              <w:t xml:space="preserve">03</w:t>
-              <w:noBreakHyphen/>
-              <w:t xml:space="preserve">23</w:t>
-              <w:noBreakHyphen/>
-              <w:t xml:space="preserve">047</w:t>
-              <w:noBreakHyphen/>
-              <w:t xml:space="preserve">01</w:t>
+              <w:t xml:space="preserve">03-⁠23-⁠047-⁠01</w:t>
             </w:r>
           </w:p>
         </w:tc>
@@ -839,9 +831,7 @@
               <w:t xml:space="preserve"> </w:t>
             </w:r>
             <w:r>
-              <w:t xml:space="preserve">223</w:t>
-              <w:noBreakHyphen/>
-              <w:t xml:space="preserve">6304</w:t>
+              <w:t xml:space="preserve">223-⁠6304</w:t>
             </w:r>
           </w:p>
         </w:tc>
@@ -4058,7 +4048,7 @@
         <w:t xml:space="preserve">Braska</w:t>
       </w:r>
       <w:r>
-        <w:t xml:space="preserve">, 861 N.W.2d at 300. The Court of Appeals ruled that those individuals were entitled to benefits under Michigan law; consistent with the statute’s plain language, any resulting “denial of unemployment benefits . . . constitute[d] a ‘penalty’ under the [statute] that was imposed upon claimants for their medical use of marijuana.”</w:t>
+        <w:t xml:space="preserve">, 861 N.W.2d at 300. The Court of Appeals ruled that those individuals were entitled to benefits under Michigan law; consistent with the statute’s plain language, any resulting “denial of unemployment benefits ⁠. ⁠. ⁠. constitute[d] a ‘penalty’ under the [statute] that was imposed upon claimants for their medical use of marijuana.”</w:t>
       </w:r>
       <w:r>
         <w:t xml:space="preserve"> </w:t>
@@ -4480,7 +4470,7 @@
         <w:t xml:space="preserve"> </w:t>
       </w:r>
       <w:r>
-        <w:t xml:space="preserve">V.S.A. § 4230a(a)⁠(1)’s express instruction, this Court’s interpretation of the Unemployment Compensation Act makes clear that off-duty medical cannabis use cannot—by itself—meet the legal definition of “misconduct connected with [one’s] . . . work.” 21</w:t>
+        <w:t xml:space="preserve">V.S.A. § 4230a(a)⁠(1)’s express instruction, this Court’s interpretation of the Unemployment Compensation Act makes clear that off-duty medical cannabis use cannot—by itself—meet the legal definition of “misconduct connected with [one’s] ⁠. ⁠. ⁠. work.” 21</w:t>
       </w:r>
       <w:r>
         <w:t xml:space="preserve"> </w:t>
@@ -4740,7 +4730,7 @@
         <w:t xml:space="preserve">v. Advantage Sales &amp; Mktg., LLC</w:t>
       </w:r>
       <w:r>
-        <w:t xml:space="preserve">, 78 N.E.3d 37, 48 (Mass. 2017) (“Because the plaintiff’s continued use of medical marijuana under these circumstances is not facially unreasonable as an accommodation for her handicap . . . we reverse the dismissal of count 1, alleging handicap discrimination.”);</w:t>
+        <w:t xml:space="preserve">, 78 N.E.3d 37, 48 (Mass. 2017) (“Because the plaintiff’s continued use of medical marijuana under these circumstances is not facially unreasonable as an accommodation for her handicap ⁠. ⁠. ⁠. we reverse the dismissal of count 1, alleging handicap discrimination.”);</w:t>
       </w:r>
       <w:r>
         <w:t xml:space="preserve"> </w:t>
@@ -5055,9 +5045,7 @@
                     <w:t xml:space="preserve"> </w:t>
                   </w:r>
                   <w:r>
-                    <w:t xml:space="preserve">223</w:t>
-                    <w:noBreakHyphen/>
-                    <w:t xml:space="preserve">6304</w:t>
+                    <w:t xml:space="preserve">223-⁠6304</w:t>
                   </w:r>
                 </w:p>
                 <w:p>
@@ -5793,9 +5781,7 @@
                     <w:t xml:space="preserve"> </w:t>
                   </w:r>
                   <w:r>
-                    <w:t xml:space="preserve">223</w:t>
-                    <w:noBreakHyphen/>
-                    <w:t xml:space="preserve">6304</w:t>
+                    <w:t xml:space="preserve">223-⁠6304</w:t>
                   </w:r>
                 </w:p>
                 <w:p>
@@ -6507,9 +6493,7 @@
                     <w:t xml:space="preserve"> </w:t>
                   </w:r>
                   <w:r>
-                    <w:t xml:space="preserve">223</w:t>
-                    <w:noBreakHyphen/>
-                    <w:t xml:space="preserve">6304</w:t>
+                    <w:t xml:space="preserve">223-⁠6304</w:t>
                   </w:r>
                 </w:p>
                 <w:p>
@@ -7496,7 +7480,7 @@
     <w:qFormat/>
     <w:pPr>
       <w:keepLines/>
-      <w:spacing w:before="0" w:after="126" w:line="253" w:lineRule="exact"/>
+      <w:spacing w:before="32" w:after="126" w:line="253" w:lineRule="exact"/>
     </w:pPr>
     <w:rPr>
       <w:sz w:val="22"/>

--- a/courts/second-circuit/vermont/state/supreme-court/amicus-brief/usage/OUTPUT-amicus-brief.docx
+++ b/courts/second-circuit/vermont/state/supreme-court/amicus-brief/usage/OUTPUT-amicus-brief.docx
@@ -2736,7 +2736,7 @@
         <w:tab/>
       </w:r>
       <w:r>
-        <w:t xml:space="preserve">6</w:t>
+        <w:t xml:space="preserve">5</w:t>
       </w:r>
     </w:p>
     <w:p>
